--- a/extrakty/doc/TC278WG4/extract_21219-15_(2019).docx
+++ b/extrakty/doc/TC278WG4/extract_21219-15_(2019).docx
@@ -203,7 +203,7 @@
                 <w:sz w:val="28"/>
                 <w:szCs w:val="28"/>
               </w:rPr>
-              <w:t>01 8388</w:t>
+              <w:t xml:space="preserve"/>
             </w:r>
           </w:p>
         </w:tc>
@@ -224,42 +224,42 @@
           <w:sz w:val="28"/>
           <w:szCs w:val="28"/>
         </w:rPr>
-        <w:t>Vydán</w:t>
+        <w:t xml:space="preserve">Vydána 2016, 63 stran</w:t>
       </w:r>
       <w:r>
         <w:rPr>
           <w:sz w:val="28"/>
           <w:szCs w:val="28"/>
         </w:rPr>
-        <w:t>a</w:t>
+        <w:t/>
       </w:r>
       <w:r>
         <w:rPr>
           <w:sz w:val="28"/>
           <w:szCs w:val="28"/>
         </w:rPr>
-        <w:t xml:space="preserve"> 2016</w:t>
+        <w:t xml:space="preserve"/>
       </w:r>
       <w:r>
         <w:rPr>
           <w:sz w:val="28"/>
           <w:szCs w:val="28"/>
         </w:rPr>
-        <w:t xml:space="preserve">, </w:t>
+        <w:t xml:space="preserve"/>
       </w:r>
       <w:r>
         <w:rPr>
           <w:sz w:val="28"/>
           <w:szCs w:val="28"/>
         </w:rPr>
-        <w:t>95</w:t>
+        <w:t/>
       </w:r>
       <w:r>
         <w:rPr>
           <w:sz w:val="28"/>
           <w:szCs w:val="28"/>
         </w:rPr>
-        <w:t xml:space="preserve"> stran</w:t>
+        <w:t xml:space="preserve"/>
       </w:r>
     </w:p>
     <w:p>
